--- a/Групова динаміка/Семінар 4 Групова динаміка.docx
+++ b/Групова динаміка/Семінар 4 Групова динаміка.docx
@@ -837,6 +837,399 @@
           <w:i w:val="0"/>
           <w:sz w:val="28"/>
         </w:rPr>
+        <w:t>Схема архітектури проекту:</w:t>
+      </w:r>
+    </w:p>
+    <w:p>
+      <w:pPr>
+        <w:spacing w:before="0" w:after="0"/>
+      </w:pPr>
+      <w:r>
+        <w:rPr>
+          <w:rFonts w:ascii="Times New Roman" w:hAnsi="Times New Roman" w:cs="Times New Roman"/>
+          <w:b w:val="0"/>
+          <w:i w:val="0"/>
+          <w:sz w:val="28"/>
+        </w:rPr>
+      </w:r>
+    </w:p>
+    <w:tbl>
+      <w:tblPr>
+        <w:tblStyle w:val="TableGrid"/>
+        <w:tblW w:type="auto" w:w="0"/>
+        <w:tblLook w:firstColumn="1" w:firstRow="1" w:lastColumn="0" w:lastRow="0" w:noHBand="0" w:noVBand="1" w:val="04A0"/>
+      </w:tblPr>
+      <w:tblGrid>
+        <w:gridCol w:w="3324"/>
+        <w:gridCol w:w="3324"/>
+        <w:gridCol w:w="3324"/>
+      </w:tblGrid>
+      <w:tr>
+        <w:tc>
+          <w:tcPr>
+            <w:tcW w:type="dxa" w:w="9972"/>
+            <w:gridSpan w:val="3"/>
+            <w:shd w:val="clear" w:color="auto" w:fill="BDD7EE"/>
+          </w:tcPr>
+          <w:p>
+            <w:pPr>
+              <w:spacing w:before="60" w:after="60"/>
+              <w:jc w:val="center"/>
+            </w:pPr>
+            <w:r>
+              <w:rPr>
+                <w:rFonts w:ascii="Times New Roman" w:hAnsi="Times New Roman" w:cs="Times New Roman"/>
+                <w:b/>
+                <w:i w:val="0"/>
+                <w:sz w:val="24"/>
+              </w:rPr>
+              <w:t>DocControlUI</w:t>
+              <w:br/>
+              <w:t>(WPF + MahApps.Metro — графічний інтерфейс користувача)</w:t>
+            </w:r>
+          </w:p>
+        </w:tc>
+      </w:tr>
+      <w:tr>
+        <w:tc>
+          <w:tcPr>
+            <w:tcW w:type="dxa" w:w="9972"/>
+            <w:gridSpan w:val="3"/>
+            <w:shd w:val="clear" w:color="auto" w:fill="FFFFFF"/>
+          </w:tcPr>
+          <w:p>
+            <w:pPr>
+              <w:spacing w:before="60" w:after="60"/>
+              <w:jc w:val="center"/>
+            </w:pPr>
+            <w:r>
+              <w:rPr>
+                <w:rFonts w:ascii="Times New Roman" w:hAnsi="Times New Roman" w:cs="Times New Roman"/>
+                <w:b w:val="0"/>
+                <w:i w:val="0"/>
+                <w:sz w:val="24"/>
+              </w:rPr>
+              <w:t>↕   Named Pipes (IPC — міжпроцесна комунікація)   ↕</w:t>
+            </w:r>
+          </w:p>
+        </w:tc>
+      </w:tr>
+      <w:tr>
+        <w:tc>
+          <w:tcPr>
+            <w:tcW w:type="dxa" w:w="6648"/>
+            <w:gridSpan w:val="2"/>
+            <w:shd w:val="clear" w:color="auto" w:fill="FCE4D6"/>
+          </w:tcPr>
+          <w:p>
+            <w:pPr>
+              <w:spacing w:before="60" w:after="60"/>
+              <w:jc w:val="center"/>
+            </w:pPr>
+            <w:r>
+              <w:rPr>
+                <w:rFonts w:ascii="Times New Roman" w:hAnsi="Times New Roman" w:cs="Times New Roman"/>
+                <w:b/>
+                <w:i w:val="0"/>
+                <w:sz w:val="24"/>
+              </w:rPr>
+              <w:t>DocControlService</w:t>
+              <w:br/>
+              <w:t>(Windows Service — бекенд: моніторинг файлів,</w:t>
+              <w:br/>
+              <w:t>версіонування Git, IP-фільтрація)</w:t>
+            </w:r>
+          </w:p>
+        </w:tc>
+        <w:tc>
+          <w:tcPr>
+            <w:tcW w:type="dxa" w:w="3324"/>
+            <w:shd w:val="clear" w:color="auto" w:fill="FFF2CC"/>
+          </w:tcPr>
+          <w:p>
+            <w:pPr>
+              <w:spacing w:before="60" w:after="60"/>
+              <w:jc w:val="center"/>
+            </w:pPr>
+            <w:r>
+              <w:rPr>
+                <w:rFonts w:ascii="Times New Roman" w:hAnsi="Times New Roman" w:cs="Times New Roman"/>
+                <w:b w:val="0"/>
+                <w:i w:val="0"/>
+                <w:sz w:val="24"/>
+              </w:rPr>
+              <w:t>SQLite</w:t>
+              <w:br/>
+              <w:t>Database</w:t>
+              <w:br/>
+              <w:t>(Microsoft.</w:t>
+              <w:br/>
+              <w:t>Data.Sqlite)</w:t>
+            </w:r>
+          </w:p>
+        </w:tc>
+      </w:tr>
+      <w:tr>
+        <w:tc>
+          <w:tcPr>
+            <w:tcW w:type="dxa" w:w="3324"/>
+            <w:shd w:val="clear" w:color="auto" w:fill="FFFFFF"/>
+          </w:tcPr>
+          <w:p>
+            <w:pPr>
+              <w:spacing w:before="60" w:after="60"/>
+              <w:jc w:val="center"/>
+            </w:pPr>
+            <w:r>
+              <w:rPr>
+                <w:rFonts w:ascii="Times New Roman" w:hAnsi="Times New Roman" w:cs="Times New Roman"/>
+                <w:b w:val="0"/>
+                <w:i w:val="0"/>
+                <w:sz w:val="24"/>
+              </w:rPr>
+              <w:t>↓  UDP/TCP</w:t>
+            </w:r>
+          </w:p>
+        </w:tc>
+        <w:tc>
+          <w:tcPr>
+            <w:tcW w:type="dxa" w:w="3324"/>
+            <w:shd w:val="clear" w:color="auto" w:fill="FFFFFF"/>
+          </w:tcPr>
+          <w:p>
+            <w:pPr>
+              <w:spacing w:before="60" w:after="60"/>
+              <w:jc w:val="center"/>
+            </w:pPr>
+            <w:r>
+              <w:rPr>
+                <w:rFonts w:ascii="Times New Roman" w:hAnsi="Times New Roman" w:cs="Times New Roman"/>
+                <w:b w:val="0"/>
+                <w:i w:val="0"/>
+                <w:sz w:val="24"/>
+              </w:rPr>
+              <w:t>↓  HTTP API</w:t>
+            </w:r>
+          </w:p>
+        </w:tc>
+        <w:tc>
+          <w:tcPr>
+            <w:tcW w:type="dxa" w:w="3324"/>
+            <w:shd w:val="clear" w:color="auto" w:fill="FFFFFF"/>
+          </w:tcPr>
+          <w:p>
+            <w:pPr>
+              <w:spacing w:before="60" w:after="60"/>
+              <w:jc w:val="center"/>
+            </w:pPr>
+            <w:r>
+              <w:rPr>
+                <w:rFonts w:ascii="Times New Roman" w:hAnsi="Times New Roman" w:cs="Times New Roman"/>
+                <w:b w:val="0"/>
+                <w:i w:val="0"/>
+                <w:sz w:val="24"/>
+              </w:rPr>
+              <w:t>↓  Maps API</w:t>
+            </w:r>
+          </w:p>
+        </w:tc>
+      </w:tr>
+      <w:tr>
+        <w:tc>
+          <w:tcPr>
+            <w:tcW w:type="dxa" w:w="3324"/>
+            <w:shd w:val="clear" w:color="auto" w:fill="E2EFDA"/>
+          </w:tcPr>
+          <w:p>
+            <w:pPr>
+              <w:spacing w:before="60" w:after="60"/>
+              <w:jc w:val="center"/>
+            </w:pPr>
+            <w:r>
+              <w:rPr>
+                <w:rFonts w:ascii="Times New Roman" w:hAnsi="Times New Roman" w:cs="Times New Roman"/>
+                <w:b/>
+                <w:i w:val="0"/>
+                <w:sz w:val="24"/>
+              </w:rPr>
+              <w:t>DocControlNetworkCore</w:t>
+              <w:br/>
+              <w:br/>
+              <w:t>UDP Broadcast</w:t>
+              <w:br/>
+              <w:t>(виявлення вузлів)</w:t>
+              <w:br/>
+              <w:br/>
+              <w:t>TCP Transfer</w:t>
+              <w:br/>
+              <w:t>(передача файлів)</w:t>
+              <w:br/>
+              <w:br/>
+              <w:t>SecurityService</w:t>
+            </w:r>
+          </w:p>
+        </w:tc>
+        <w:tc>
+          <w:tcPr>
+            <w:tcW w:type="dxa" w:w="3324"/>
+            <w:shd w:val="clear" w:color="auto" w:fill="EAD1DC"/>
+          </w:tcPr>
+          <w:p>
+            <w:pPr>
+              <w:spacing w:before="60" w:after="60"/>
+              <w:jc w:val="center"/>
+            </w:pPr>
+            <w:r>
+              <w:rPr>
+                <w:rFonts w:ascii="Times New Roman" w:hAnsi="Times New Roman" w:cs="Times New Roman"/>
+                <w:b/>
+                <w:i w:val="0"/>
+                <w:sz w:val="24"/>
+              </w:rPr>
+              <w:t>DocControlAI</w:t>
+              <w:br/>
+              <w:br/>
+              <w:t>Ollama Client</w:t>
+              <w:br/>
+              <w:t>(локальна LLM)</w:t>
+              <w:br/>
+              <w:br/>
+              <w:t>Chronological</w:t>
+              <w:br/>
+              <w:t>RoadmapGenerator</w:t>
+              <w:br/>
+              <w:br/>
+              <w:t>GeoRoadmap</w:t>
+              <w:br/>
+              <w:t>Generator</w:t>
+            </w:r>
+          </w:p>
+        </w:tc>
+        <w:tc>
+          <w:tcPr>
+            <w:tcW w:type="dxa" w:w="3324"/>
+            <w:shd w:val="clear" w:color="auto" w:fill="E2EFDA"/>
+          </w:tcPr>
+          <w:p>
+            <w:pPr>
+              <w:spacing w:before="60" w:after="60"/>
+              <w:jc w:val="center"/>
+            </w:pPr>
+            <w:r>
+              <w:rPr>
+                <w:rFonts w:ascii="Times New Roman" w:hAnsi="Times New Roman" w:cs="Times New Roman"/>
+                <w:b/>
+                <w:i w:val="0"/>
+                <w:sz w:val="24"/>
+              </w:rPr>
+              <w:t>DocControl</w:t>
+              <w:br/>
+              <w:t>.Maps.Core</w:t>
+              <w:br/>
+              <w:br/>
+              <w:t>Google Maps</w:t>
+              <w:br/>
+              <w:t>Bing Maps</w:t>
+              <w:br/>
+              <w:t>OpenStreetMap</w:t>
+              <w:br/>
+              <w:br/>
+              <w:t>OfflineCacheService</w:t>
+              <w:br/>
+              <w:t>GeoCoderService</w:t>
+            </w:r>
+          </w:p>
+        </w:tc>
+      </w:tr>
+      <w:tr>
+        <w:tc>
+          <w:tcPr>
+            <w:tcW w:type="dxa" w:w="9972"/>
+            <w:gridSpan w:val="3"/>
+            <w:shd w:val="clear" w:color="auto" w:fill="FFFFFF"/>
+          </w:tcPr>
+          <w:p>
+            <w:pPr>
+              <w:spacing w:before="60" w:after="60"/>
+              <w:jc w:val="center"/>
+            </w:pPr>
+            <w:r>
+              <w:rPr>
+                <w:rFonts w:ascii="Times New Roman" w:hAnsi="Times New Roman" w:cs="Times New Roman"/>
+                <w:b w:val="0"/>
+                <w:i w:val="0"/>
+                <w:sz w:val="24"/>
+              </w:rPr>
+              <w:t>↑  використовують спільні інтерфейси та моделі  ↑</w:t>
+            </w:r>
+          </w:p>
+        </w:tc>
+      </w:tr>
+      <w:tr>
+        <w:tc>
+          <w:tcPr>
+            <w:tcW w:type="dxa" w:w="9972"/>
+            <w:gridSpan w:val="3"/>
+            <w:shd w:val="clear" w:color="auto" w:fill="F2F2F2"/>
+          </w:tcPr>
+          <w:p>
+            <w:pPr>
+              <w:spacing w:before="60" w:after="60"/>
+              <w:jc w:val="center"/>
+            </w:pPr>
+            <w:r>
+              <w:rPr>
+                <w:rFonts w:ascii="Times New Roman" w:hAnsi="Times New Roman" w:cs="Times New Roman"/>
+                <w:b/>
+                <w:i w:val="0"/>
+                <w:sz w:val="24"/>
+              </w:rPr>
+              <w:t>DocControlService.Shared</w:t>
+              <w:br/>
+              <w:t>(IFileSystemService, RemoteNode, PeerIdentity, FileSystemItem — спільні інтерфейси та DTO)</w:t>
+            </w:r>
+          </w:p>
+        </w:tc>
+      </w:tr>
+    </w:tbl>
+    <w:p>
+      <w:pPr>
+        <w:spacing w:before="0" w:after="0"/>
+      </w:pPr>
+      <w:r>
+        <w:rPr>
+          <w:rFonts w:ascii="Times New Roman" w:hAnsi="Times New Roman" w:cs="Times New Roman"/>
+          <w:b w:val="0"/>
+          <w:i w:val="0"/>
+          <w:sz w:val="28"/>
+        </w:rPr>
+      </w:r>
+    </w:p>
+    <w:p>
+      <w:pPr>
+        <w:spacing w:before="0" w:after="0"/>
+      </w:pPr>
+      <w:r>
+        <w:rPr>
+          <w:rFonts w:ascii="Times New Roman" w:hAnsi="Times New Roman" w:cs="Times New Roman"/>
+          <w:b w:val="0"/>
+          <w:i w:val="0"/>
+          <w:sz w:val="28"/>
+        </w:rPr>
+      </w:r>
+    </w:p>
+    <w:p>
+      <w:pPr>
+        <w:spacing w:before="0" w:after="0"/>
+        <w:jc w:val="left"/>
+      </w:pPr>
+      <w:r>
+        <w:rPr>
+          <w:rFonts w:ascii="Times New Roman" w:hAnsi="Times New Roman" w:cs="Times New Roman"/>
+          <w:b/>
+          <w:i w:val="0"/>
+          <w:sz w:val="28"/>
+        </w:rPr>
         <w:t>Вибір структури проекту:</w:t>
       </w:r>
     </w:p>
